--- a/report_2cols.docx
+++ b/report_2cols.docx
@@ -20,7 +20,7 @@
     </w:p>
     <w:p>
       <w:r>
-        <w:t>Lines: 78</w:t>
+        <w:t>Lines: 76</w:t>
       </w:r>
     </w:p>
     <w:p>
@@ -111,8 +111,6 @@
         <w:t xml:space="preserve">    doc = Document()</w:t>
         <w:br/>
         <w:br/>
-        <w:t xml:space="preserve">    # 👉 включаем 2 колонки</w:t>
-        <w:br/>
         <w:t xml:space="preserve">    set_two_columns(doc.sections[0])</w:t>
         <w:br/>
         <w:br/>
@@ -145,8 +143,6 @@
         <w:br/>
         <w:t xml:space="preserve">            doc.add_paragraph(f"Lines: {len(content.splitlines())}")</w:t>
         <w:br/>
-        <w:br/>
-        <w:t xml:space="preserve">            # 👉 ВАЖНО: весь файл одним блоком</w:t>
         <w:br/>
         <w:t xml:space="preserve">            add_code(doc, content)</w:t>
         <w:br/>
@@ -1054,6 +1050,16 @@
         <w:br/>
         <w:br/>
         <w:br/>
+        <w:t>def get_cart_count(user):</w:t>
+        <w:br/>
+        <w:t xml:space="preserve">    if user.is_authenticated:</w:t>
+        <w:br/>
+        <w:t xml:space="preserve">        return Cart.objects.filter(user=user).count()</w:t>
+        <w:br/>
+        <w:t xml:space="preserve">    return 0</w:t>
+        <w:br/>
+        <w:br/>
+        <w:br/>
         <w:t>@login_required</w:t>
         <w:br/>
         <w:t>def add_to_cart(request, product_id):</w:t>
@@ -1077,20 +1083,15 @@
         <w:t xml:space="preserve">        cart_item.save()</w:t>
         <w:br/>
         <w:br/>
-        <w:t xml:space="preserve">    from django.urls import reverse</w:t>
-        <w:br/>
-        <w:br/>
-        <w:t xml:space="preserve">    return redirect(reverse('catalog'))</w:t>
-        <w:br/>
-        <w:br/>
-        <w:br/>
-        <w:t>def get_cart_count(user):</w:t>
-        <w:br/>
-        <w:t xml:space="preserve">    if user.is_authenticated:</w:t>
-        <w:br/>
-        <w:t xml:space="preserve">        return Cart.objects.filter(user=user).count()</w:t>
-        <w:br/>
-        <w:t xml:space="preserve">    return 0</w:t>
+        <w:t xml:space="preserve">    next_url = request.GET.get('next') or request.META.get('HTTP_REFERER')</w:t>
+        <w:br/>
+        <w:br/>
+        <w:t xml:space="preserve">    if next_url:</w:t>
+        <w:br/>
+        <w:t xml:space="preserve">        return redirect(next_url)</w:t>
+        <w:br/>
+        <w:br/>
+        <w:t xml:space="preserve">    return redirect('catalog')</w:t>
         <w:br/>
         <w:br/>
         <w:br/>
@@ -1401,8 +1402,6 @@
         <w:br/>
         <w:t>def profile_edit(request):</w:t>
         <w:br/>
-        <w:t xml:space="preserve">    """Редактирование профиля пользователя"""</w:t>
-        <w:br/>
         <w:t xml:space="preserve">    if request.method == 'POST':</w:t>
         <w:br/>
         <w:t xml:space="preserve">        request.user.first_name = request.POST.get('first_name', '')</w:t>
@@ -1416,20 +1415,16 @@
         <w:br/>
         <w:t xml:space="preserve">        messages.success(request, 'Профиль успешно обновлен!')</w:t>
         <w:br/>
-        <w:t xml:space="preserve">        return redirect('profile')</w:t>
-        <w:br/>
-        <w:br/>
-        <w:t xml:space="preserve">    context = {</w:t>
+        <w:t xml:space="preserve">        return redirect('profile_edit')</w:t>
+        <w:br/>
+        <w:br/>
+        <w:t xml:space="preserve">    return render(request, 'catalog/profile_edit.html', {</w:t>
         <w:br/>
         <w:t xml:space="preserve">        'user': request.user,</w:t>
         <w:br/>
-        <w:t xml:space="preserve">        'cart_count': get_cart_count(request.user),</w:t>
-        <w:br/>
         <w:t xml:space="preserve">        'section': 'profile'</w:t>
         <w:br/>
-        <w:t xml:space="preserve">    }</w:t>
-        <w:br/>
-        <w:t xml:space="preserve">    return render(request, 'catalog/profile_edit.html', context)</w:t>
+        <w:t xml:space="preserve">    })</w:t>
         <w:br/>
         <w:br/>
         <w:br/>
@@ -4726,7 +4721,7 @@
     </w:p>
     <w:p>
       <w:r>
-        <w:t>Lines: 1411</w:t>
+        <w:t>Lines: 1410</w:t>
       </w:r>
     </w:p>
     <w:p>
@@ -6748,8 +6743,6 @@
         <w:br/>
         <w:t>}</w:t>
         <w:br/>
-        <w:br/>
-        <w:t>/* ===== ОБЪЕДИНЕННЫЕ МЕДИА-ЗАПРОСЫ ===== */</w:t>
         <w:br/>
         <w:br/>
         <w:t>/* Планшеты и мобильные (до 1024px) */</w:t>
@@ -7553,7 +7546,7 @@
     </w:p>
     <w:p>
       <w:r>
-        <w:t>Lines: 74</w:t>
+        <w:t>Lines: 71</w:t>
       </w:r>
     </w:p>
     <w:p>
@@ -7627,9 +7620,6 @@
         <w:t xml:space="preserve">        {% endfor %}</w:t>
         <w:br/>
         <w:t xml:space="preserve">    {% endif %}</w:t>
-        <w:br/>
-        <w:br/>
-        <w:br/>
         <w:br/>
         <w:br/>
         <w:t xml:space="preserve">    &lt;title&gt;{% block title %}FlowerShop{% endblock %}&lt;/title&gt;</w:t>
@@ -7704,7 +7694,7 @@
     </w:p>
     <w:p>
       <w:r>
-        <w:t>Lines: 163</w:t>
+        <w:t>Lines: 166</w:t>
       </w:r>
     </w:p>
     <w:p>
@@ -7717,6 +7707,8 @@
         <w:br/>
         <w:t>{% load static %}</w:t>
         <w:br/>
+        <w:t>{% load admin_urls %}</w:t>
+        <w:br/>
         <w:br/>
         <w:t>{% block content %}</w:t>
         <w:br/>
@@ -7752,6 +7744,7 @@
         <w:br/>
         <w:t xml:space="preserve">                &lt;a href="</w:t>
         <w:br/>
+        <w:br/>
         <w:t xml:space="preserve">                        {% url 'catalog' %}{% if min_price or max_price %}?min_price={{ min_price }}&amp;max_price={{ max_price }}{% endif %}"</w:t>
         <w:br/>
         <w:t xml:space="preserve">                   class="btn{% if not category_id %} active{% endif %}"&gt;</w:t>
@@ -7769,6 +7762,7 @@
         <w:br/>
         <w:br/>
         <w:br/>
+        <w:br/>
         <w:t xml:space="preserve">                            {{ category.id }}{% if min_price or max_price %}&amp;min_price={{ min_price }}&amp;max_price={{ max_price }}{% endif %}"</w:t>
         <w:br/>
         <w:t xml:space="preserve">                       class="btn{% if category_id|add:'0' == category.id %} active{% endif %}"&gt;</w:t>
@@ -7868,14 +7862,14 @@
         <w:t xml:space="preserve">                                &lt;div class="product-card__admin-actions"&gt;</w:t>
         <w:br/>
         <w:br/>
-        <w:t xml:space="preserve">                                    &lt;a href="{% url 'product-edit' product.id %}" class="btn"&gt;</w:t>
+        <w:t xml:space="preserve">                                    &lt;a href="/admin/catalog/product/{{ product.id }}/change/" class="btn"&gt;</w:t>
         <w:br/>
         <w:t xml:space="preserve">                                        Редактировать</w:t>
         <w:br/>
         <w:t xml:space="preserve">                                    &lt;/a&gt;</w:t>
         <w:br/>
         <w:br/>
-        <w:t xml:space="preserve">                                    &lt;a href="{% url 'product-delete' product.id %}" class="btn"&gt;</w:t>
+        <w:t xml:space="preserve">                                    &lt;a href="/admin/catalog/product/{{ product.id }}/delete/" class="btn"&gt;</w:t>
         <w:br/>
         <w:t xml:space="preserve">                                        Удалить</w:t>
         <w:br/>
@@ -9240,7 +9234,7 @@
     </w:p>
     <w:p>
       <w:r>
-        <w:t>Lines: 68</w:t>
+        <w:t>Lines: 135</w:t>
       </w:r>
     </w:p>
     <w:p>
@@ -9256,19 +9250,56 @@
         <w:br/>
         <w:t>{% block content %}</w:t>
         <w:br/>
-        <w:t>&lt;div class="container py-5"&gt;</w:t>
-        <w:br/>
-        <w:t xml:space="preserve">    &lt;div class="row"&gt;</w:t>
-        <w:br/>
-        <w:t xml:space="preserve">        &lt;!-- Боковое меню --&gt;</w:t>
-        <w:br/>
-        <w:t xml:space="preserve">        &lt;div class="col-md-3 mb-4"&gt;</w:t>
-        <w:br/>
-        <w:t xml:space="preserve">            &lt;div class="card border-0 shadow-sm"&gt;</w:t>
-        <w:br/>
-        <w:t xml:space="preserve">                &lt;div class="card-body"&gt;</w:t>
-        <w:br/>
-        <w:t xml:space="preserve">                    &lt;div class="text-center mb-4"&gt;</w:t>
+        <w:br/>
+        <w:t xml:space="preserve">    &lt;!-- TOAST уведомления --&gt;</w:t>
+        <w:br/>
+        <w:t xml:space="preserve">    &lt;div class="toast-container position-fixed top-0 end-0 p-3" style="z-index: 1055;"&gt;</w:t>
+        <w:br/>
+        <w:t xml:space="preserve">        {% if messages %}</w:t>
+        <w:br/>
+        <w:t xml:space="preserve">            {% for message in messages %}</w:t>
+        <w:br/>
+        <w:t xml:space="preserve">                &lt;div class="toast align-items-center text-bg-{{ message.tags }} border-0 mb-2"</w:t>
+        <w:br/>
+        <w:t xml:space="preserve">                     role="alert"&gt;</w:t>
+        <w:br/>
+        <w:t xml:space="preserve">                    &lt;div class="d-flex"&gt;</w:t>
+        <w:br/>
+        <w:t xml:space="preserve">                        &lt;div class="toast-body"&gt;</w:t>
+        <w:br/>
+        <w:t xml:space="preserve">                            {{ message }}</w:t>
+        <w:br/>
+        <w:t xml:space="preserve">                        &lt;/div&gt;</w:t>
+        <w:br/>
+        <w:t xml:space="preserve">                        &lt;button type="button"</w:t>
+        <w:br/>
+        <w:t xml:space="preserve">                                class="btn-close btn-close-white me-2 m-auto"</w:t>
+        <w:br/>
+        <w:t xml:space="preserve">                                data-bs-dismiss="toast"&gt;&lt;/button&gt;</w:t>
+        <w:br/>
+        <w:t xml:space="preserve">                    &lt;/div&gt;</w:t>
+        <w:br/>
+        <w:t xml:space="preserve">                &lt;/div&gt;</w:t>
+        <w:br/>
+        <w:t xml:space="preserve">            {% endfor %}</w:t>
+        <w:br/>
+        <w:t xml:space="preserve">        {% endif %}</w:t>
+        <w:br/>
+        <w:t xml:space="preserve">    &lt;/div&gt;</w:t>
+        <w:br/>
+        <w:br/>
+        <w:t xml:space="preserve">    &lt;div class="container py-5"&gt;</w:t>
+        <w:br/>
+        <w:t xml:space="preserve">        &lt;div class="row"&gt;</w:t>
+        <w:br/>
+        <w:br/>
+        <w:t xml:space="preserve">            &lt;div class="col-md-3 mb-4"&gt;</w:t>
+        <w:br/>
+        <w:br/>
+        <w:t xml:space="preserve">                &lt;div class="card border-0 shadow-sm"&gt;</w:t>
+        <w:br/>
+        <w:t xml:space="preserve">                    &lt;div class="card-body text-center"&gt;</w:t>
+        <w:br/>
         <w:br/>
         <w:t xml:space="preserve">                        &lt;div class="bg-light rounded-circle d-inline-flex align-items-center justify-content-center mb-3"</w:t>
         <w:br/>
@@ -9278,9 +9309,20 @@
         <w:br/>
         <w:t xml:space="preserve">                        &lt;/div&gt;</w:t>
         <w:br/>
-        <w:t xml:space="preserve">                        &lt;h5 class="mb-1"&gt;{{ user.first_name|default:user.username }}&lt;/h5&gt;</w:t>
-        <w:br/>
-        <w:t xml:space="preserve">                        &lt;p class="text-muted small"&gt;{{ user.email }}&lt;/p&gt;</w:t>
+        <w:br/>
+        <w:t xml:space="preserve">                        &lt;h5 class="mb-1"&gt;</w:t>
+        <w:br/>
+        <w:t xml:space="preserve">                            {{ user.first_name|default:user.username }}</w:t>
+        <w:br/>
+        <w:t xml:space="preserve">                        &lt;/h5&gt;</w:t>
+        <w:br/>
+        <w:br/>
+        <w:t xml:space="preserve">                        &lt;p class="text-muted small"&gt;</w:t>
+        <w:br/>
+        <w:t xml:space="preserve">                            {{ user.email }}</w:t>
+        <w:br/>
+        <w:t xml:space="preserve">                        &lt;/p&gt;</w:t>
+        <w:br/>
         <w:br/>
         <w:t xml:space="preserve">                    &lt;/div&gt;</w:t>
         <w:br/>
@@ -9288,95 +9330,157 @@
         <w:t xml:space="preserve">                    &lt;hr&gt;</w:t>
         <w:br/>
         <w:br/>
-        <w:t xml:space="preserve">                    &lt;nav class="nav flex-column"&gt;</w:t>
-        <w:br/>
-        <w:t xml:space="preserve">                        &lt;a class="nav-link py-2 {% if section == 'dashboard' %}active text-primary{% else %}text-dark{% endif %}"</w:t>
-        <w:br/>
-        <w:t xml:space="preserve">                           href="{% url 'profile' %}"&gt;</w:t>
-        <w:br/>
-        <w:t xml:space="preserve">                            &lt;i class="fas fa-tachometer-alt me-2"&gt;&lt;/i&gt; Обзор</w:t>
-        <w:br/>
-        <w:t xml:space="preserve">                        &lt;/a&gt;</w:t>
-        <w:br/>
-        <w:t xml:space="preserve">                        &lt;a class="nav-link py-2 {% if section == 'orders' %}active text-primary{% else %}text-dark{% endif %}"</w:t>
-        <w:br/>
-        <w:t xml:space="preserve">                           href="{% url 'profile_orders' %}"&gt;</w:t>
-        <w:br/>
-        <w:t xml:space="preserve">                            &lt;i class="fas fa-shopping-bag me-2"&gt;&lt;/i&gt; Мои заказы</w:t>
-        <w:br/>
-        <w:t xml:space="preserve">                        &lt;/a&gt;</w:t>
-        <w:br/>
-        <w:t xml:space="preserve">                        &lt;a class="nav-link py-2 {% if section == 'favorites' %}active text-primary{% else %}text-dark{% endif %}"</w:t>
-        <w:br/>
-        <w:t xml:space="preserve">                           href="{% url 'profile_favorites' %}"&gt;</w:t>
-        <w:br/>
-        <w:t xml:space="preserve">                            &lt;i class="fas fa-heart me-2"&gt;&lt;/i&gt; Избранное</w:t>
-        <w:br/>
-        <w:t xml:space="preserve">                        &lt;/a&gt;</w:t>
-        <w:br/>
-        <w:t xml:space="preserve">                        &lt;a class="nav-link py-2 {% if section == 'profile' %}active text-primary{% else %}text-dark{% endif %}"</w:t>
-        <w:br/>
-        <w:t xml:space="preserve">                           href="{% url 'profile_edit' %}"&gt;</w:t>
-        <w:br/>
-        <w:t xml:space="preserve">                            &lt;i class="fas fa-user-edit me-2"&gt;&lt;/i&gt; Редактировать профиль</w:t>
-        <w:br/>
-        <w:t xml:space="preserve">                        &lt;/a&gt;</w:t>
-        <w:br/>
-        <w:t xml:space="preserve">                        &lt;a class="nav-link py-2 {% if section == 'password' %}active text-primary{% else %}text-dark{% endif %}"</w:t>
-        <w:br/>
-        <w:t xml:space="preserve">                           href="{% url 'change_password' %}"&gt;</w:t>
-        <w:br/>
-        <w:t xml:space="preserve">                            &lt;i class="fas fa-key me-2"&gt;&lt;/i&gt; Сменить пароль</w:t>
-        <w:br/>
-        <w:t xml:space="preserve">                        &lt;/a&gt;</w:t>
-        <w:br/>
-        <w:t xml:space="preserve">                        &lt;a class="nav-link py-2 text-danger" href="{% url 'logout' %}"&gt;</w:t>
-        <w:br/>
-        <w:t xml:space="preserve">                            &lt;i class="fas fa-sign-out-alt me-2"&gt;&lt;/i&gt; Выйти</w:t>
-        <w:br/>
-        <w:t xml:space="preserve">                        &lt;/a&gt;</w:t>
-        <w:br/>
-        <w:t xml:space="preserve">                    &lt;/nav&gt;</w:t>
+        <w:t xml:space="preserve">                    &lt;div class="card-body pt-0"&gt;</w:t>
+        <w:br/>
+        <w:t xml:space="preserve">                        &lt;nav class="nav flex-column"&gt;</w:t>
+        <w:br/>
+        <w:br/>
+        <w:t xml:space="preserve">                            &lt;a class="nav-link {% if section == 'dashboard' %}active text-primary{% endif %}"</w:t>
+        <w:br/>
+        <w:t xml:space="preserve">                               href="{% url 'profile' %}"&gt;</w:t>
+        <w:br/>
+        <w:t xml:space="preserve">                                Обзор</w:t>
+        <w:br/>
+        <w:t xml:space="preserve">                            &lt;/a&gt;</w:t>
+        <w:br/>
+        <w:br/>
+        <w:t xml:space="preserve">                            &lt;a class="nav-link {% if section == 'orders' %}active text-primary{% endif %}"</w:t>
+        <w:br/>
+        <w:t xml:space="preserve">                               href="{% url 'profile_orders' %}"&gt;</w:t>
+        <w:br/>
+        <w:t xml:space="preserve">                                Мои заказы</w:t>
+        <w:br/>
+        <w:t xml:space="preserve">                            &lt;/a&gt;</w:t>
+        <w:br/>
+        <w:br/>
+        <w:t xml:space="preserve">                            &lt;a class="nav-link {% if section == 'favorites' %}active text-primary{% endif %}"</w:t>
+        <w:br/>
+        <w:t xml:space="preserve">                               href="{% url 'profile_favorites' %}"&gt;</w:t>
+        <w:br/>
+        <w:t xml:space="preserve">                                Избранное</w:t>
+        <w:br/>
+        <w:t xml:space="preserve">                            &lt;/a&gt;</w:t>
+        <w:br/>
+        <w:br/>
+        <w:t xml:space="preserve">                            &lt;a class="nav-link {% if section == 'profile' %}active text-primary{% endif %}"</w:t>
+        <w:br/>
+        <w:t xml:space="preserve">                               href="{% url 'profile_edit' %}"&gt;</w:t>
+        <w:br/>
+        <w:t xml:space="preserve">                                Редактировать профиль</w:t>
+        <w:br/>
+        <w:t xml:space="preserve">                            &lt;/a&gt;</w:t>
+        <w:br/>
+        <w:br/>
+        <w:t xml:space="preserve">                            &lt;a class="nav-link {% if section == 'password' %}active text-primary{% endif %}"</w:t>
+        <w:br/>
+        <w:t xml:space="preserve">                               href="{% url 'change_password' %}"&gt;</w:t>
+        <w:br/>
+        <w:t xml:space="preserve">                                Сменить пароль</w:t>
+        <w:br/>
+        <w:t xml:space="preserve">                            &lt;/a&gt;</w:t>
+        <w:br/>
+        <w:br/>
+        <w:t xml:space="preserve">                            &lt;a class="nav-link text-danger"</w:t>
+        <w:br/>
+        <w:t xml:space="preserve">                               href="{% url 'logout' %}"&gt;</w:t>
+        <w:br/>
+        <w:t xml:space="preserve">                                Выйти</w:t>
+        <w:br/>
+        <w:t xml:space="preserve">                            &lt;/a&gt;</w:t>
+        <w:br/>
+        <w:br/>
+        <w:t xml:space="preserve">                        &lt;/nav&gt;</w:t>
+        <w:br/>
+        <w:t xml:space="preserve">                    &lt;/div&gt;</w:t>
         <w:br/>
         <w:t xml:space="preserve">                &lt;/div&gt;</w:t>
         <w:br/>
+        <w:br/>
         <w:t xml:space="preserve">            &lt;/div&gt;</w:t>
         <w:br/>
+        <w:br/>
+        <w:t xml:space="preserve">            &lt;!-- CONTENT --&gt;</w:t>
+        <w:br/>
+        <w:t xml:space="preserve">            &lt;div class="col-md-9"&gt;</w:t>
+        <w:br/>
+        <w:t xml:space="preserve">                {% block profile_content %}</w:t>
+        <w:br/>
+        <w:t xml:space="preserve">                {% endblock %}</w:t>
+        <w:br/>
+        <w:t xml:space="preserve">            &lt;/div&gt;</w:t>
+        <w:br/>
+        <w:br/>
         <w:t xml:space="preserve">        &lt;/div&gt;</w:t>
         <w:br/>
-        <w:br/>
-        <w:t xml:space="preserve">        &lt;!-- Основной контент --&gt;</w:t>
-        <w:br/>
-        <w:t xml:space="preserve">        &lt;div class="col-md-9"&gt;</w:t>
-        <w:br/>
-        <w:t xml:space="preserve">            {% block profile_content %}</w:t>
-        <w:br/>
-        <w:t xml:space="preserve">            {% endblock %}</w:t>
-        <w:br/>
-        <w:t xml:space="preserve">        &lt;/div&gt;</w:t>
-        <w:br/>
         <w:t xml:space="preserve">    &lt;/div&gt;</w:t>
         <w:br/>
-        <w:t>&lt;/div&gt;</w:t>
-        <w:br/>
-        <w:br/>
-        <w:t>&lt;style&gt;</w:t>
-        <w:br/>
-        <w:t xml:space="preserve">    .nav-link.active {</w:t>
-        <w:br/>
-        <w:t xml:space="preserve">        background-color: #f8f9fa;</w:t>
-        <w:br/>
-        <w:t xml:space="preserve">        font-weight: 600;</w:t>
-        <w:br/>
-        <w:t xml:space="preserve">    }</w:t>
-        <w:br/>
-        <w:t xml:space="preserve">    .nav-link:hover:not(.active) {</w:t>
-        <w:br/>
-        <w:t xml:space="preserve">        background-color: #f8f9fa;</w:t>
-        <w:br/>
-        <w:t xml:space="preserve">    }</w:t>
-        <w:br/>
-        <w:t>&lt;/style&gt;</w:t>
+        <w:br/>
+        <w:t xml:space="preserve">    &lt;style&gt;</w:t>
+        <w:br/>
+        <w:t xml:space="preserve">        .nav-link {</w:t>
+        <w:br/>
+        <w:t xml:space="preserve">            color: #333;</w:t>
+        <w:br/>
+        <w:t xml:space="preserve">            padding: 10px 12px;</w:t>
+        <w:br/>
+        <w:t xml:space="preserve">            border-radius: 8px;</w:t>
+        <w:br/>
+        <w:t xml:space="preserve">            transition: 0.2s;</w:t>
+        <w:br/>
+        <w:t xml:space="preserve">        }</w:t>
+        <w:br/>
+        <w:br/>
+        <w:t xml:space="preserve">        .nav-link:hover {</w:t>
+        <w:br/>
+        <w:t xml:space="preserve">            background: #f5f5f5;</w:t>
+        <w:br/>
+        <w:t xml:space="preserve">        }</w:t>
+        <w:br/>
+        <w:br/>
+        <w:t xml:space="preserve">        .nav-link.active {</w:t>
+        <w:br/>
+        <w:t xml:space="preserve">            background: #f0f0f0;</w:t>
+        <w:br/>
+        <w:t xml:space="preserve">            font-weight: 600;</w:t>
+        <w:br/>
+        <w:t xml:space="preserve">        }</w:t>
+        <w:br/>
+        <w:br/>
+        <w:t xml:space="preserve">        .toast {</w:t>
+        <w:br/>
+        <w:t xml:space="preserve">            min-width: 250px;</w:t>
+        <w:br/>
+        <w:t xml:space="preserve">        }</w:t>
+        <w:br/>
+        <w:t xml:space="preserve">    &lt;/style&gt;</w:t>
+        <w:br/>
+        <w:t>&lt;script&gt;</w:t>
+        <w:br/>
+        <w:t>document.addEventListener('DOMContentLoaded', function () {</w:t>
+        <w:br/>
+        <w:t xml:space="preserve">    const toasts = document.querySelectorAll('.toast');</w:t>
+        <w:br/>
+        <w:br/>
+        <w:t xml:space="preserve">    toasts.forEach((toastEl) =&gt; {</w:t>
+        <w:br/>
+        <w:t xml:space="preserve">        const toast = new bootstrap.Toast(toastEl, {</w:t>
+        <w:br/>
+        <w:t xml:space="preserve">            delay: 3000,</w:t>
+        <w:br/>
+        <w:t xml:space="preserve">            autohide: true</w:t>
+        <w:br/>
+        <w:t xml:space="preserve">        });</w:t>
+        <w:br/>
+        <w:br/>
+        <w:t xml:space="preserve">        toast.show();</w:t>
+        <w:br/>
+        <w:t xml:space="preserve">    });</w:t>
+        <w:br/>
+        <w:t>});</w:t>
+        <w:br/>
+        <w:t>&lt;/script&gt;</w:t>
+        <w:br/>
+        <w:br/>
         <w:br/>
         <w:t>{% endblock %}</w:t>
       </w:r>
@@ -10711,7 +10815,7 @@
         <w:t xml:space="preserve">                    &lt;/h3&gt;</w:t>
         <w:br/>
         <w:br/>
-        <w:t xml:space="preserve">                    &lt;a href="{% url 'add_to_cart' product.id %}" class="btn"&gt;</w:t>
+        <w:t xml:space="preserve">                    &lt;a href="{% url 'add_to_cart' product.id %}?next={{ request.META.HTTP_REFERER }}" class="btn"&gt;</w:t>
         <w:br/>
         <w:t xml:space="preserve">                        В корзину</w:t>
         <w:br/>
@@ -11544,7 +11648,7 @@
     </w:p>
     <w:p>
       <w:r>
-        <w:t>Lines: 139</w:t>
+        <w:t>Lines: 141</w:t>
       </w:r>
     </w:p>
     <w:p>
@@ -11572,9 +11676,13 @@
         <w:br/>
         <w:t xml:space="preserve">        &lt;div class="header__contacts"&gt;</w:t>
         <w:br/>
-        <w:t xml:space="preserve">            &lt;a href="tel:+70000000000" class="btn"&gt;ПОЗВОНИТЬ&lt;/a&gt;</w:t>
-        <w:br/>
-        <w:t xml:space="preserve">            &lt;a href="#" class="btn"&gt;НАПИСАТЬ В TG&lt;/a&gt;</w:t>
+        <w:t xml:space="preserve">            &lt;a href="tel:+789189626293" class="btn"&gt;ПОЗВОНИТЬ&lt;/a&gt;</w:t>
+        <w:br/>
+        <w:t xml:space="preserve">            &lt;a href="https://t.me/ssskkk000" target="_blank" class="btn"&gt;</w:t>
+        <w:br/>
+        <w:t xml:space="preserve">                НАПИСАТЬ В TG</w:t>
+        <w:br/>
+        <w:t xml:space="preserve">            &lt;/a&gt;</w:t>
         <w:br/>
         <w:t xml:space="preserve">        &lt;/div&gt;</w:t>
         <w:br/>
